--- a/Assignment 3.docx
+++ b/Assignment 3.docx
@@ -6,7 +6,7 @@
       <w:sdtPr>
         <w:id w:val="-381249313"/>
         <w:docPartObj>
-          <w:docPartGallery w:val="AutoText"/>
+          <w:docPartGallery w:val="autotext"/>
         </w:docPartObj>
       </w:sdtPr>
       <w:sdtContent>
@@ -724,36 +724,51 @@
       <w:r>
         <w:rPr>
           <w:rFonts w:hint="default"/>
+          <w:color w:val="auto"/>
+          <w:u w:val="none"/>
         </w:rPr>
         <w:fldChar w:fldCharType="begin"/>
       </w:r>
       <w:r>
         <w:rPr>
           <w:rFonts w:hint="default"/>
+          <w:color w:val="auto"/>
+          <w:u w:val="none"/>
         </w:rPr>
-        <w:instrText xml:space="preserve"> HYPERLINK "https://github.com/muhammadhanzala9/UMT-web-.git" </w:instrText>
+        <w:instrText xml:space="preserve"> HYPERLINK "https://github.com/muhammadhanzala9/UMT-web" </w:instrText>
       </w:r>
       <w:r>
         <w:rPr>
           <w:rFonts w:hint="default"/>
+          <w:color w:val="auto"/>
+          <w:u w:val="none"/>
         </w:rPr>
         <w:fldChar w:fldCharType="separate"/>
       </w:r>
       <w:r>
         <w:rPr>
-          <w:rStyle w:val="6"/>
+          <w:rStyle w:val="5"/>
           <w:rFonts w:hint="default"/>
         </w:rPr>
-        <w:t>muhammadhanzala9/UMT-web</w:t>
+        <w:t>muhammadhanzala9/UM</w:t>
+      </w:r>
+      <w:bookmarkStart w:id="0" w:name="_GoBack"/>
+      <w:bookmarkEnd w:id="0"/>
+      <w:r>
+        <w:rPr>
+          <w:rStyle w:val="5"/>
+          <w:rFonts w:hint="default"/>
+        </w:rPr>
+        <w:t>T-web</w:t>
       </w:r>
       <w:r>
         <w:rPr>
           <w:rFonts w:hint="default"/>
+          <w:color w:val="auto"/>
+          <w:u w:val="none"/>
         </w:rPr>
         <w:fldChar w:fldCharType="end"/>
       </w:r>
-      <w:bookmarkStart w:id="0" w:name="_GoBack"/>
-      <w:bookmarkEnd w:id="0"/>
       <w:r>
         <w:rPr>
           <w:b/>
@@ -1618,8 +1633,8 @@
     <w:lsdException w:uiPriority="99" w:name="Body Text Indent 2"/>
     <w:lsdException w:uiPriority="99" w:name="Body Text Indent 3"/>
     <w:lsdException w:uiPriority="99" w:name="Block Text"/>
-    <w:lsdException w:uiPriority="99" w:name="Hyperlink"/>
-    <w:lsdException w:uiPriority="99" w:name="FollowedHyperlink"/>
+    <w:lsdException w:qFormat="1" w:uiPriority="99" w:name="Hyperlink"/>
+    <w:lsdException w:qFormat="1" w:uiPriority="99" w:name="FollowedHyperlink"/>
     <w:lsdException w:qFormat="1" w:unhideWhenUsed="0" w:uiPriority="22" w:semiHidden="0" w:name="Strong"/>
     <w:lsdException w:qFormat="1" w:unhideWhenUsed="0" w:uiPriority="20" w:semiHidden="0" w:name="Emphasis"/>
     <w:lsdException w:uiPriority="99" w:name="Document Map"/>
@@ -1843,6 +1858,7 @@
     <w:basedOn w:val="3"/>
     <w:semiHidden/>
     <w:unhideWhenUsed/>
+    <w:qFormat/>
     <w:uiPriority w:val="99"/>
     <w:rPr>
       <w:color w:val="800080"/>
@@ -1854,6 +1870,7 @@
     <w:basedOn w:val="3"/>
     <w:semiHidden/>
     <w:unhideWhenUsed/>
+    <w:qFormat/>
     <w:uiPriority w:val="99"/>
     <w:rPr>
       <w:color w:val="0000FF"/>
@@ -1919,6 +1936,7 @@
     <w:name w:val="No Spacing Char"/>
     <w:basedOn w:val="3"/>
     <w:link w:val="10"/>
+    <w:qFormat/>
     <w:uiPriority w:val="1"/>
     <w:rPr>
       <w:rFonts w:eastAsiaTheme="minorEastAsia"/>
